--- a/Sprob/Notes/1-Statistics-Basics, Sampling & Sampling Technique.docx
+++ b/Sprob/Notes/1-Statistics-Basics, Sampling & Sampling Technique.docx
@@ -5639,7 +5639,16 @@
           <w:sz w:val="32"/>
           <w:szCs w:val="32"/>
         </w:rPr>
-        <w:t xml:space="preserve">. It is </w:t>
+        <w:t xml:space="preserve">. </w:t>
+      </w:r>
+      <w:r>
+        <w:rPr>
+          <w:rFonts w:ascii="Times New Roman" w:hAnsi="Times New Roman" w:cs="Times New Roman"/>
+          <w:color w:val="0D0D0D" w:themeColor="text1" w:themeTint="F2"/>
+          <w:sz w:val="32"/>
+          <w:szCs w:val="32"/>
+        </w:rPr>
+        <w:t xml:space="preserve">Because the population is fixed, its parameter is considered </w:t>
       </w:r>
       <w:r>
         <w:rPr>
@@ -5659,7 +5668,7 @@
           <w:sz w:val="32"/>
           <w:szCs w:val="32"/>
         </w:rPr>
-        <w:t xml:space="preserve"> because the whole population is studied.</w:t>
+        <w:t>.</w:t>
       </w:r>
     </w:p>
     <w:p>
@@ -5692,47 +5701,91 @@
           <w:sz w:val="32"/>
           <w:szCs w:val="32"/>
         </w:rPr>
-        <w:t xml:space="preserve"> If we collect the FSC marks of </w:t>
-      </w:r>
-      <w:r>
-        <w:rPr>
-          <w:rFonts w:ascii="Times New Roman" w:hAnsi="Times New Roman" w:cs="Times New Roman"/>
-          <w:b/>
-          <w:bCs/>
-          <w:color w:val="0D0D0D" w:themeColor="text1" w:themeTint="F2"/>
-          <w:sz w:val="32"/>
-          <w:szCs w:val="32"/>
-        </w:rPr>
-        <w:t>all 55 students</w:t>
-      </w:r>
-      <w:r>
-        <w:rPr>
-          <w:rFonts w:ascii="Times New Roman" w:hAnsi="Times New Roman" w:cs="Times New Roman"/>
-          <w:color w:val="0D0D0D" w:themeColor="text1" w:themeTint="F2"/>
-          <w:sz w:val="32"/>
-          <w:szCs w:val="32"/>
-        </w:rPr>
-        <w:t xml:space="preserve"> and find that </w:t>
-      </w:r>
-      <w:r>
-        <w:rPr>
-          <w:rFonts w:ascii="Times New Roman" w:hAnsi="Times New Roman" w:cs="Times New Roman"/>
-          <w:b/>
-          <w:bCs/>
-          <w:color w:val="0D0D0D" w:themeColor="text1" w:themeTint="F2"/>
-          <w:sz w:val="32"/>
-          <w:szCs w:val="32"/>
-        </w:rPr>
-        <w:t>80% passed</w:t>
-      </w:r>
-      <w:r>
-        <w:rPr>
-          <w:rFonts w:ascii="Times New Roman" w:hAnsi="Times New Roman" w:cs="Times New Roman"/>
-          <w:color w:val="0D0D0D" w:themeColor="text1" w:themeTint="F2"/>
-          <w:sz w:val="32"/>
-          <w:szCs w:val="32"/>
-        </w:rPr>
-        <w:t xml:space="preserve">, 80% is a </w:t>
+        <w:t xml:space="preserve"> </w:t>
+      </w:r>
+    </w:p>
+    <w:p>
+      <w:pPr>
+        <w:tabs>
+          <w:tab w:val="left" w:pos="1285"/>
+        </w:tabs>
+        <w:rPr>
+          <w:rFonts w:ascii="Times New Roman" w:hAnsi="Times New Roman" w:cs="Times New Roman"/>
+          <w:color w:val="0D0D0D" w:themeColor="text1" w:themeTint="F2"/>
+          <w:sz w:val="32"/>
+          <w:szCs w:val="32"/>
+        </w:rPr>
+      </w:pPr>
+      <w:r>
+        <w:rPr>
+          <w:rFonts w:ascii="Times New Roman" w:hAnsi="Times New Roman" w:cs="Times New Roman"/>
+          <w:color w:val="0D0D0D" w:themeColor="text1" w:themeTint="F2"/>
+          <w:sz w:val="32"/>
+          <w:szCs w:val="32"/>
+        </w:rPr>
+        <w:t xml:space="preserve">Suppose a university has </w:t>
+      </w:r>
+      <w:r>
+        <w:rPr>
+          <w:rFonts w:ascii="Times New Roman" w:hAnsi="Times New Roman" w:cs="Times New Roman"/>
+          <w:b/>
+          <w:bCs/>
+          <w:color w:val="0D0D0D" w:themeColor="text1" w:themeTint="F2"/>
+          <w:sz w:val="32"/>
+          <w:szCs w:val="32"/>
+        </w:rPr>
+        <w:t>10,000 students</w:t>
+      </w:r>
+      <w:r>
+        <w:rPr>
+          <w:rFonts w:ascii="Times New Roman" w:hAnsi="Times New Roman" w:cs="Times New Roman"/>
+          <w:color w:val="0D0D0D" w:themeColor="text1" w:themeTint="F2"/>
+          <w:sz w:val="32"/>
+          <w:szCs w:val="32"/>
+        </w:rPr>
+        <w:t xml:space="preserve">, and we calculate the average CGPA of </w:t>
+      </w:r>
+      <w:r>
+        <w:rPr>
+          <w:rFonts w:ascii="Times New Roman" w:hAnsi="Times New Roman" w:cs="Times New Roman"/>
+          <w:b/>
+          <w:bCs/>
+          <w:color w:val="0D0D0D" w:themeColor="text1" w:themeTint="F2"/>
+          <w:sz w:val="32"/>
+          <w:szCs w:val="32"/>
+        </w:rPr>
+        <w:t>all 10,000 students</w:t>
+      </w:r>
+      <w:r>
+        <w:rPr>
+          <w:rFonts w:ascii="Times New Roman" w:hAnsi="Times New Roman" w:cs="Times New Roman"/>
+          <w:color w:val="0D0D0D" w:themeColor="text1" w:themeTint="F2"/>
+          <w:sz w:val="32"/>
+          <w:szCs w:val="32"/>
+        </w:rPr>
+        <w:t>.</w:t>
+      </w:r>
+    </w:p>
+    <w:p>
+      <w:pPr>
+        <w:tabs>
+          <w:tab w:val="left" w:pos="1285"/>
+        </w:tabs>
+        <w:rPr>
+          <w:rFonts w:ascii="Times New Roman" w:hAnsi="Times New Roman" w:cs="Times New Roman"/>
+          <w:color w:val="0D0D0D" w:themeColor="text1" w:themeTint="F2"/>
+          <w:sz w:val="32"/>
+          <w:szCs w:val="32"/>
+        </w:rPr>
+      </w:pPr>
+      <w:r>
+        <w:rPr>
+          <w:rFonts w:ascii="Times New Roman" w:hAnsi="Times New Roman" w:cs="Times New Roman"/>
+          <w:color w:val="0D0D0D" w:themeColor="text1" w:themeTint="F2"/>
+          <w:sz w:val="32"/>
+          <w:szCs w:val="32"/>
+        </w:rPr>
+        <w:t xml:space="preserve">That average is a </w:t>
       </w:r>
       <w:r>
         <w:rPr>
@@ -5762,22 +5815,58 @@
         </w:tabs>
         <w:rPr>
           <w:rFonts w:ascii="Times New Roman" w:hAnsi="Times New Roman" w:cs="Times New Roman"/>
-          <w:b/>
-          <w:bCs/>
-          <w:color w:val="0D0D0D" w:themeColor="text1" w:themeTint="F2"/>
-          <w:sz w:val="32"/>
-          <w:szCs w:val="32"/>
-        </w:rPr>
-      </w:pPr>
-      <w:r>
-        <w:rPr>
-          <w:rFonts w:ascii="Times New Roman" w:hAnsi="Times New Roman" w:cs="Times New Roman"/>
-          <w:b/>
-          <w:bCs/>
-          <w:color w:val="0D0D0D" w:themeColor="text1" w:themeTint="F2"/>
-          <w:sz w:val="32"/>
-          <w:szCs w:val="32"/>
-        </w:rPr>
+          <w:color w:val="0D0D0D" w:themeColor="text1" w:themeTint="F2"/>
+          <w:sz w:val="32"/>
+          <w:szCs w:val="32"/>
+        </w:rPr>
+      </w:pPr>
+      <w:r>
+        <w:rPr>
+          <w:rFonts w:ascii="Times New Roman" w:hAnsi="Times New Roman" w:cs="Times New Roman"/>
+          <w:color w:val="0D0D0D" w:themeColor="text1" w:themeTint="F2"/>
+          <w:sz w:val="32"/>
+          <w:szCs w:val="32"/>
+        </w:rPr>
+        <w:t>If the population doesn't change, the parameter doesn't change.</w:t>
+      </w:r>
+    </w:p>
+    <w:p>
+      <w:pPr>
+        <w:tabs>
+          <w:tab w:val="left" w:pos="1285"/>
+        </w:tabs>
+        <w:rPr>
+          <w:rFonts w:ascii="Times New Roman" w:hAnsi="Times New Roman" w:cs="Times New Roman"/>
+          <w:color w:val="0D0D0D" w:themeColor="text1" w:themeTint="F2"/>
+          <w:sz w:val="32"/>
+          <w:szCs w:val="32"/>
+        </w:rPr>
+      </w:pPr>
+    </w:p>
+    <w:p>
+      <w:pPr>
+        <w:tabs>
+          <w:tab w:val="left" w:pos="1285"/>
+        </w:tabs>
+        <w:rPr>
+          <w:rFonts w:ascii="Times New Roman" w:hAnsi="Times New Roman" w:cs="Times New Roman"/>
+          <w:b/>
+          <w:bCs/>
+          <w:color w:val="0D0D0D" w:themeColor="text1" w:themeTint="F2"/>
+          <w:sz w:val="32"/>
+          <w:szCs w:val="32"/>
+        </w:rPr>
+      </w:pPr>
+      <w:r>
+        <w:rPr>
+          <w:rFonts w:ascii="Times New Roman" w:hAnsi="Times New Roman" w:cs="Times New Roman"/>
+          <w:b/>
+          <w:bCs/>
+          <w:color w:val="0D0D0D" w:themeColor="text1" w:themeTint="F2"/>
+          <w:sz w:val="32"/>
+          <w:szCs w:val="32"/>
+        </w:rPr>
+        <w:lastRenderedPageBreak/>
         <w:t xml:space="preserve">2. </w:t>
       </w:r>
       <w:r>
@@ -5851,27 +5940,36 @@
           <w:sz w:val="32"/>
           <w:szCs w:val="32"/>
         </w:rPr>
-        <w:t xml:space="preserve">. It can </w:t>
-      </w:r>
-      <w:r>
-        <w:rPr>
-          <w:rFonts w:ascii="Times New Roman" w:hAnsi="Times New Roman" w:cs="Times New Roman"/>
-          <w:b/>
-          <w:bCs/>
-          <w:color w:val="0D0D0D" w:themeColor="text1" w:themeTint="F2"/>
-          <w:sz w:val="32"/>
-          <w:szCs w:val="32"/>
-        </w:rPr>
-        <w:t>change from sample to sample</w:t>
-      </w:r>
-      <w:r>
-        <w:rPr>
-          <w:rFonts w:ascii="Times New Roman" w:hAnsi="Times New Roman" w:cs="Times New Roman"/>
-          <w:color w:val="0D0D0D" w:themeColor="text1" w:themeTint="F2"/>
-          <w:sz w:val="32"/>
-          <w:szCs w:val="32"/>
-        </w:rPr>
-        <w:t xml:space="preserve"> because different samples may contain different students.</w:t>
+        <w:t xml:space="preserve">. </w:t>
+      </w:r>
+      <w:r>
+        <w:rPr>
+          <w:rFonts w:ascii="Times New Roman" w:hAnsi="Times New Roman" w:cs="Times New Roman"/>
+          <w:color w:val="0D0D0D" w:themeColor="text1" w:themeTint="F2"/>
+          <w:sz w:val="32"/>
+          <w:szCs w:val="32"/>
+        </w:rPr>
+        <w:t xml:space="preserve">If we take different samples, we can get different results. Therefore, a statistic is considered </w:t>
+      </w:r>
+      <w:r>
+        <w:rPr>
+          <w:rFonts w:ascii="Times New Roman" w:hAnsi="Times New Roman" w:cs="Times New Roman"/>
+          <w:b/>
+          <w:bCs/>
+          <w:color w:val="0D0D0D" w:themeColor="text1" w:themeTint="F2"/>
+          <w:sz w:val="32"/>
+          <w:szCs w:val="32"/>
+        </w:rPr>
+        <w:t>variable</w:t>
+      </w:r>
+      <w:r>
+        <w:rPr>
+          <w:rFonts w:ascii="Times New Roman" w:hAnsi="Times New Roman" w:cs="Times New Roman"/>
+          <w:color w:val="0D0D0D" w:themeColor="text1" w:themeTint="F2"/>
+          <w:sz w:val="32"/>
+          <w:szCs w:val="32"/>
+        </w:rPr>
+        <w:t>.</w:t>
       </w:r>
     </w:p>
     <w:p>
@@ -5895,7 +5993,6 @@
           <w:sz w:val="32"/>
           <w:szCs w:val="32"/>
         </w:rPr>
-        <w:lastRenderedPageBreak/>
         <w:t>Example:</w:t>
       </w:r>
       <w:r>
@@ -6429,6 +6526,7 @@
           <w:sz w:val="32"/>
           <w:szCs w:val="32"/>
         </w:rPr>
+        <w:lastRenderedPageBreak/>
         <w:t>1. Homogeneity</w:t>
       </w:r>
     </w:p>
@@ -6475,7 +6573,6 @@
           <w:sz w:val="32"/>
           <w:szCs w:val="32"/>
         </w:rPr>
-        <w:lastRenderedPageBreak/>
         <w:t>Example:</w:t>
       </w:r>
       <w:r>
@@ -6819,6 +6916,7 @@
           <w:sz w:val="32"/>
           <w:szCs w:val="32"/>
         </w:rPr>
+        <w:lastRenderedPageBreak/>
         <w:t>Example:</w:t>
       </w:r>
       <w:r>
@@ -6851,7 +6949,6 @@
           <w:sz w:val="32"/>
           <w:szCs w:val="32"/>
         </w:rPr>
-        <w:lastRenderedPageBreak/>
         <w:t>Every student has a chance of being selected.</w:t>
       </w:r>
     </w:p>
@@ -7344,7 +7441,6 @@
           <w:sz w:val="32"/>
           <w:szCs w:val="32"/>
         </w:rPr>
-        <w:lastRenderedPageBreak/>
         <w:drawing>
           <wp:inline distT="0" distB="0" distL="0" distR="0" wp14:anchorId="18B6F265" wp14:editId="6EECE0D6">
             <wp:extent cx="5943600" cy="4256405"/>
@@ -7798,7 +7894,6 @@
           <w:sz w:val="32"/>
           <w:szCs w:val="32"/>
         </w:rPr>
-        <w:lastRenderedPageBreak/>
         <w:t>1.28 Identify two methods other than a census for obtaining information.</w:t>
       </w:r>
     </w:p>
@@ -8157,6 +8252,7 @@
           <w:sz w:val="32"/>
           <w:szCs w:val="32"/>
         </w:rPr>
+        <w:lastRenderedPageBreak/>
         <w:t xml:space="preserve">Also, people who were </w:t>
       </w:r>
       <w:r>
@@ -8257,7 +8353,6 @@
           <w:sz w:val="32"/>
           <w:szCs w:val="32"/>
         </w:rPr>
-        <w:lastRenderedPageBreak/>
         <w:t>1.31 Estimating Median Income. Explain why a sample of 30 dentists from Seattle taken to estimate the median income of all Seattle residents is not representative.</w:t>
       </w:r>
     </w:p>
@@ -8685,6 +8780,7 @@
           <w:sz w:val="32"/>
           <w:szCs w:val="32"/>
         </w:rPr>
+        <w:lastRenderedPageBreak/>
         <w:t>a. What is probability sampling?</w:t>
       </w:r>
       <w:r>
@@ -8810,7 +8906,6 @@
           <w:sz w:val="32"/>
           <w:szCs w:val="32"/>
         </w:rPr>
-        <w:lastRenderedPageBreak/>
         <w:t>c. Advantages of probability sampling:</w:t>
       </w:r>
     </w:p>
@@ -9213,6 +9308,7 @@
           <w:sz w:val="32"/>
           <w:szCs w:val="32"/>
         </w:rPr>
+        <w:lastRenderedPageBreak/>
         <w:t>Sampling with replacement:</w:t>
       </w:r>
       <w:r>
@@ -9331,7 +9427,6 @@
           <w:sz w:val="32"/>
           <w:szCs w:val="32"/>
         </w:rPr>
-        <w:lastRenderedPageBreak/>
         <w:t>1.36</w:t>
       </w:r>
       <w:r>
@@ -9600,6 +9695,7 @@
           <w:sz w:val="32"/>
           <w:szCs w:val="32"/>
         </w:rPr>
+        <w:lastRenderedPageBreak/>
         <w:t>The five officials are:</w:t>
       </w:r>
     </w:p>
@@ -9778,7 +9874,6 @@
           <w:sz w:val="32"/>
           <w:szCs w:val="32"/>
         </w:rPr>
-        <w:lastRenderedPageBreak/>
         <w:t xml:space="preserve">G, S, T </w:t>
       </w:r>
     </w:p>
@@ -10145,6 +10240,7 @@
           <w:sz w:val="32"/>
           <w:szCs w:val="32"/>
         </w:rPr>
+        <w:lastRenderedPageBreak/>
         <w:t xml:space="preserve">The Recording Industry Association of America provides data on the best-selling albums of all time. As of January 2008, the top six best-selling albums of all time (U.S. sales only) are by the artists </w:t>
       </w:r>
       <w:r>
@@ -10246,7 +10342,6 @@
           <w:sz w:val="32"/>
           <w:szCs w:val="32"/>
         </w:rPr>
-        <w:lastRenderedPageBreak/>
         <w:t>c.</w:t>
       </w:r>
       <w:r>
@@ -10683,6 +10778,7 @@
           <w:sz w:val="32"/>
           <w:szCs w:val="32"/>
         </w:rPr>
+        <w:lastRenderedPageBreak/>
         <w:t xml:space="preserve">   13. L, A </w:t>
       </w:r>
     </w:p>
@@ -10925,7 +11021,6 @@
           <w:sz w:val="32"/>
           <w:szCs w:val="32"/>
         </w:rPr>
-        <w:lastRenderedPageBreak/>
         <w:t>c. Chances of selecting P and A / M and E</w:t>
       </w:r>
     </w:p>
@@ -11423,7 +11518,6 @@
           <w:sz w:val="36"/>
           <w:szCs w:val="36"/>
         </w:rPr>
-        <w:lastRenderedPageBreak/>
         <w:t>1.3 Other Sampling Designs</w:t>
       </w:r>
     </w:p>
@@ -11899,6 +11993,7 @@
           <w:sz w:val="32"/>
           <w:szCs w:val="32"/>
         </w:rPr>
+        <w:lastRenderedPageBreak/>
         <w:t>Step 2:</w:t>
       </w:r>
       <w:r>
@@ -12095,17 +12190,7 @@
           <w:szCs w:val="32"/>
         </w:rPr>
         <w:br/>
-        <w:t xml:space="preserve">Cluster sampling is a probability sampling method in which the </w:t>
-      </w:r>
-      <w:r>
-        <w:rPr>
-          <w:rFonts w:ascii="Times New Roman" w:hAnsi="Times New Roman" w:cs="Times New Roman"/>
-          <w:color w:val="0D0D0D" w:themeColor="text1" w:themeTint="F2"/>
-          <w:sz w:val="32"/>
-          <w:szCs w:val="32"/>
-        </w:rPr>
-        <w:lastRenderedPageBreak/>
-        <w:t>population is divided into groups called clusters, and some clusters are randomly selected for the sample.</w:t>
+        <w:t>Cluster sampling is a probability sampling method in which the population is divided into groups called clusters, and some clusters are randomly selected for the sample.</w:t>
       </w:r>
     </w:p>
     <w:p>
@@ -20548,7 +20633,6 @@
   <w:style w:type="character" w:default="1" w:styleId="DefaultParagraphFont">
     <w:name w:val="Default Paragraph Font"/>
     <w:uiPriority w:val="1"/>
-    <w:semiHidden/>
     <w:unhideWhenUsed/>
   </w:style>
   <w:style w:type="table" w:default="1" w:styleId="TableNormal">
